--- a/docs/lista_louvores/Textos_Louvores/UM VASO DE BENÇÃO (304 CC).docx
+++ b/docs/lista_louvores/Textos_Louvores/UM VASO DE BENÇÃO (304 CC).docx
@@ -4,167 +4,92 @@
   <w:body>
     <w:p>
       <w:pPr>
-        <w:pStyle w:val="PargrafodaLista"/>
-        <w:numPr>
-          <w:ilvl w:val="0"/>
-          <w:numId w:val="2"/>
-        </w:numPr>
+        <w:pStyle w:val="Ttulo1"/>
+      </w:pPr>
+      <w:r>
+        <w:t>UM VASO DE BENÇÃO (304 CC)</w:t>
+      </w:r>
+    </w:p>
+    <w:p>
+      <w:pPr>
         <w:autoSpaceDE w:val="0"/>
         <w:autoSpaceDN w:val="0"/>
         <w:adjustRightInd w:val="0"/>
-        <w:spacing w:before="80" w:after="120" w:line="240" w:lineRule="auto"/>
-        <w:ind w:left="357" w:firstLine="0"/>
-        <w:contextualSpacing w:val="0"/>
-        <w:jc w:val="both"/>
-        <w:rPr>
-          <w:rFonts w:ascii="Times New Roman" w:hAnsi="Times New Roman" w:cs="Times New Roman"/>
-          <w:bCs/>
-          <w:color w:val="000000"/>
-          <w:sz w:val="28"/>
-          <w:szCs w:val="28"/>
-        </w:rPr>
-      </w:pPr>
-      <w:r>
-        <w:rPr>
-          <w:rFonts w:ascii="Times New Roman" w:hAnsi="Times New Roman" w:cs="Times New Roman"/>
-          <w:bCs/>
-          <w:color w:val="000000"/>
-          <w:sz w:val="28"/>
-          <w:szCs w:val="28"/>
-        </w:rPr>
-        <w:t>Um vaso de benção (304 CC)</w:t>
+        <w:spacing w:before="80"/>
+        <w:rPr>
+          <w:rFonts w:ascii="Times New Roman" w:hAnsi="Times New Roman"/>
+        </w:rPr>
+      </w:pPr>
+      <w:r>
+        <w:rPr>
+          <w:rFonts w:ascii="Times New Roman" w:hAnsi="Times New Roman"/>
+        </w:rPr>
+        <w:t>Quero ser um vaso de bênção</w:t>
+      </w:r>
+      <w:r>
+        <w:rPr>
+          <w:rFonts w:ascii="Times New Roman" w:hAnsi="Times New Roman"/>
+        </w:rPr>
+        <w:br/>
+        <w:t>Sim, um vaso escolhido de Deus</w:t>
+      </w:r>
+      <w:r>
+        <w:rPr>
+          <w:rFonts w:ascii="Times New Roman" w:hAnsi="Times New Roman"/>
+        </w:rPr>
+        <w:br/>
+        <w:t>Para as novas levar aos perdidos</w:t>
+      </w:r>
+      <w:r>
+        <w:rPr>
+          <w:rFonts w:ascii="Times New Roman" w:hAnsi="Times New Roman"/>
+        </w:rPr>
+        <w:br/>
+        <w:t>Boas-novas que vêm lá dos céus</w:t>
       </w:r>
     </w:p>
     <w:p>
       <w:pPr>
-        <w:pStyle w:val="PargrafodaLista"/>
-        <w:numPr>
-          <w:ilvl w:val="0"/>
-          <w:numId w:val="1"/>
-        </w:numPr>
         <w:autoSpaceDE w:val="0"/>
         <w:autoSpaceDN w:val="0"/>
         <w:adjustRightInd w:val="0"/>
-        <w:spacing w:before="80" w:line="240" w:lineRule="auto"/>
-        <w:ind w:left="922"/>
-        <w:contextualSpacing w:val="0"/>
-        <w:rPr>
-          <w:rFonts w:ascii="Times New Roman" w:hAnsi="Times New Roman" w:cs="Times New Roman"/>
-          <w:sz w:val="24"/>
-          <w:szCs w:val="24"/>
-        </w:rPr>
-      </w:pPr>
-      <w:r>
-        <w:rPr>
-          <w:rFonts w:ascii="Times New Roman" w:hAnsi="Times New Roman" w:cs="Times New Roman"/>
-          <w:sz w:val="24"/>
-          <w:szCs w:val="24"/>
-        </w:rPr>
-        <w:t>Quero ser um vaso de bênção</w:t>
-      </w:r>
-      <w:r>
-        <w:rPr>
-          <w:rFonts w:ascii="Times New Roman" w:hAnsi="Times New Roman" w:cs="Times New Roman"/>
-          <w:sz w:val="24"/>
-          <w:szCs w:val="24"/>
-        </w:rPr>
-        <w:br/>
-        <w:t>Sim, um vaso escolhido de Deus</w:t>
-      </w:r>
-      <w:r>
-        <w:rPr>
-          <w:rFonts w:ascii="Times New Roman" w:hAnsi="Times New Roman" w:cs="Times New Roman"/>
-          <w:sz w:val="24"/>
-          <w:szCs w:val="24"/>
-        </w:rPr>
-        <w:br/>
-        <w:t xml:space="preserve">Para as novas </w:t>
-      </w:r>
-      <w:proofErr w:type="gramStart"/>
-      <w:r>
-        <w:rPr>
-          <w:rFonts w:ascii="Times New Roman" w:hAnsi="Times New Roman" w:cs="Times New Roman"/>
-          <w:sz w:val="24"/>
-          <w:szCs w:val="24"/>
-        </w:rPr>
-        <w:t>levar</w:t>
-      </w:r>
-      <w:proofErr w:type="gramEnd"/>
-      <w:r>
-        <w:rPr>
-          <w:rFonts w:ascii="Times New Roman" w:hAnsi="Times New Roman" w:cs="Times New Roman"/>
-          <w:sz w:val="24"/>
-          <w:szCs w:val="24"/>
-        </w:rPr>
-        <w:t xml:space="preserve"> aos perdidos</w:t>
-      </w:r>
-      <w:r>
-        <w:rPr>
-          <w:rFonts w:ascii="Times New Roman" w:hAnsi="Times New Roman" w:cs="Times New Roman"/>
-          <w:sz w:val="24"/>
-          <w:szCs w:val="24"/>
-        </w:rPr>
-        <w:br/>
-        <w:t>Boas-novas que vêm lá dos céus</w:t>
-      </w:r>
-    </w:p>
-    <w:p>
-      <w:pPr>
-        <w:pStyle w:val="PargrafodaLista"/>
-        <w:numPr>
-          <w:ilvl w:val="0"/>
-          <w:numId w:val="1"/>
-        </w:numPr>
-        <w:autoSpaceDE w:val="0"/>
-        <w:autoSpaceDN w:val="0"/>
-        <w:adjustRightInd w:val="0"/>
-        <w:spacing w:before="80" w:line="240" w:lineRule="auto"/>
-        <w:ind w:left="922"/>
-        <w:contextualSpacing w:val="0"/>
-        <w:rPr>
-          <w:rFonts w:ascii="Times New Roman" w:hAnsi="Times New Roman" w:cs="Times New Roman"/>
+        <w:spacing w:before="80"/>
+        <w:rPr>
+          <w:rFonts w:ascii="Times New Roman" w:hAnsi="Times New Roman"/>
           <w:b/>
           <w:bCs/>
           <w:i/>
           <w:iCs/>
-          <w:sz w:val="24"/>
-          <w:szCs w:val="24"/>
-        </w:rPr>
-      </w:pPr>
-      <w:r>
-        <w:rPr>
-          <w:rFonts w:ascii="Times New Roman" w:hAnsi="Times New Roman" w:cs="Times New Roman"/>
+        </w:rPr>
+      </w:pPr>
+      <w:r>
+        <w:rPr>
+          <w:rFonts w:ascii="Times New Roman" w:hAnsi="Times New Roman"/>
           <w:b/>
           <w:bCs/>
           <w:i/>
           <w:iCs/>
-          <w:sz w:val="24"/>
-          <w:szCs w:val="24"/>
         </w:rPr>
         <w:t>Faze-me vaso de bênção, Senhor</w:t>
       </w:r>
       <w:r>
         <w:rPr>
-          <w:rFonts w:ascii="Times New Roman" w:hAnsi="Times New Roman" w:cs="Times New Roman"/>
+          <w:rFonts w:ascii="Times New Roman" w:hAnsi="Times New Roman"/>
           <w:b/>
           <w:bCs/>
           <w:i/>
           <w:iCs/>
-          <w:sz w:val="24"/>
-          <w:szCs w:val="24"/>
         </w:rPr>
         <w:br/>
         <w:t>Vaso que leve a mensagem de amor</w:t>
       </w:r>
       <w:r>
         <w:rPr>
-          <w:rFonts w:ascii="Times New Roman" w:hAnsi="Times New Roman" w:cs="Times New Roman"/>
+          <w:rFonts w:ascii="Times New Roman" w:hAnsi="Times New Roman"/>
           <w:b/>
           <w:bCs/>
           <w:i/>
           <w:iCs/>
-          <w:sz w:val="24"/>
-          <w:szCs w:val="24"/>
         </w:rPr>
         <w:br/>
         <w:t xml:space="preserve">Eis-me submisso </w:t>
@@ -172,38 +97,32 @@
       <w:proofErr w:type="gramStart"/>
       <w:r>
         <w:rPr>
-          <w:rFonts w:ascii="Times New Roman" w:hAnsi="Times New Roman" w:cs="Times New Roman"/>
+          <w:rFonts w:ascii="Times New Roman" w:hAnsi="Times New Roman"/>
           <w:b/>
           <w:bCs/>
           <w:i/>
           <w:iCs/>
-          <w:sz w:val="24"/>
-          <w:szCs w:val="24"/>
         </w:rPr>
         <w:t>pra</w:t>
       </w:r>
       <w:proofErr w:type="gramEnd"/>
       <w:r>
         <w:rPr>
-          <w:rFonts w:ascii="Times New Roman" w:hAnsi="Times New Roman" w:cs="Times New Roman"/>
+          <w:rFonts w:ascii="Times New Roman" w:hAnsi="Times New Roman"/>
           <w:b/>
           <w:bCs/>
           <w:i/>
           <w:iCs/>
-          <w:sz w:val="24"/>
-          <w:szCs w:val="24"/>
         </w:rPr>
         <w:t xml:space="preserve"> teu serviço</w:t>
       </w:r>
       <w:r>
         <w:rPr>
-          <w:rFonts w:ascii="Times New Roman" w:hAnsi="Times New Roman" w:cs="Times New Roman"/>
+          <w:rFonts w:ascii="Times New Roman" w:hAnsi="Times New Roman"/>
           <w:b/>
           <w:bCs/>
           <w:i/>
           <w:iCs/>
-          <w:sz w:val="24"/>
-          <w:szCs w:val="24"/>
         </w:rPr>
         <w:br/>
         <w:t>Tudo consagro-te agora, Senhor</w:t>
@@ -211,54 +130,37 @@
     </w:p>
     <w:p>
       <w:pPr>
-        <w:pStyle w:val="PargrafodaLista"/>
-        <w:numPr>
-          <w:ilvl w:val="0"/>
-          <w:numId w:val="1"/>
-        </w:numPr>
         <w:autoSpaceDE w:val="0"/>
         <w:autoSpaceDN w:val="0"/>
         <w:adjustRightInd w:val="0"/>
-        <w:spacing w:before="80" w:line="240" w:lineRule="auto"/>
-        <w:ind w:left="922"/>
-        <w:contextualSpacing w:val="0"/>
-        <w:rPr>
-          <w:rFonts w:ascii="Times New Roman" w:hAnsi="Times New Roman" w:cs="Times New Roman"/>
-          <w:sz w:val="24"/>
-          <w:szCs w:val="24"/>
-        </w:rPr>
-      </w:pPr>
-      <w:r>
-        <w:rPr>
-          <w:rFonts w:ascii="Times New Roman" w:hAnsi="Times New Roman" w:cs="Times New Roman"/>
-          <w:sz w:val="24"/>
-          <w:szCs w:val="24"/>
+        <w:spacing w:before="80"/>
+        <w:rPr>
+          <w:rFonts w:ascii="Times New Roman" w:hAnsi="Times New Roman"/>
+        </w:rPr>
+      </w:pPr>
+      <w:r>
+        <w:rPr>
+          <w:rFonts w:ascii="Times New Roman" w:hAnsi="Times New Roman"/>
         </w:rPr>
         <w:t>Quero ser um vaso de bênção</w:t>
       </w:r>
       <w:r>
         <w:rPr>
-          <w:rFonts w:ascii="Times New Roman" w:hAnsi="Times New Roman" w:cs="Times New Roman"/>
-          <w:sz w:val="24"/>
-          <w:szCs w:val="24"/>
+          <w:rFonts w:ascii="Times New Roman" w:hAnsi="Times New Roman"/>
         </w:rPr>
         <w:br/>
         <w:t>Para todos os dias fazer</w:t>
       </w:r>
       <w:r>
         <w:rPr>
-          <w:rFonts w:ascii="Times New Roman" w:hAnsi="Times New Roman" w:cs="Times New Roman"/>
-          <w:sz w:val="24"/>
-          <w:szCs w:val="24"/>
+          <w:rFonts w:ascii="Times New Roman" w:hAnsi="Times New Roman"/>
         </w:rPr>
         <w:br/>
         <w:t>Aos culpados que vivem nas trevas</w:t>
       </w:r>
       <w:r>
         <w:rPr>
-          <w:rFonts w:ascii="Times New Roman" w:hAnsi="Times New Roman" w:cs="Times New Roman"/>
-          <w:sz w:val="24"/>
-          <w:szCs w:val="24"/>
+          <w:rFonts w:ascii="Times New Roman" w:hAnsi="Times New Roman"/>
         </w:rPr>
         <w:br/>
         <w:t>O perdão de Jesus conhecer</w:t>
@@ -266,90 +168,62 @@
     </w:p>
     <w:p>
       <w:pPr>
-        <w:pStyle w:val="PargrafodaLista"/>
-        <w:numPr>
-          <w:ilvl w:val="0"/>
-          <w:numId w:val="1"/>
-        </w:numPr>
         <w:autoSpaceDE w:val="0"/>
         <w:autoSpaceDN w:val="0"/>
         <w:adjustRightInd w:val="0"/>
-        <w:spacing w:before="80" w:line="240" w:lineRule="auto"/>
-        <w:ind w:left="922"/>
-        <w:contextualSpacing w:val="0"/>
-        <w:rPr>
-          <w:rFonts w:ascii="Times New Roman" w:hAnsi="Times New Roman" w:cs="Times New Roman"/>
+        <w:spacing w:before="80"/>
+        <w:rPr>
+          <w:rFonts w:ascii="Times New Roman" w:hAnsi="Times New Roman"/>
           <w:b/>
           <w:bCs/>
           <w:i/>
           <w:iCs/>
-          <w:sz w:val="24"/>
-          <w:szCs w:val="24"/>
-        </w:rPr>
-      </w:pPr>
-      <w:r>
-        <w:rPr>
-          <w:rFonts w:ascii="Times New Roman" w:hAnsi="Times New Roman" w:cs="Times New Roman"/>
+        </w:rPr>
+      </w:pPr>
+      <w:r>
+        <w:rPr>
+          <w:rFonts w:ascii="Times New Roman" w:hAnsi="Times New Roman"/>
           <w:b/>
           <w:bCs/>
           <w:i/>
           <w:iCs/>
-          <w:sz w:val="24"/>
-          <w:szCs w:val="24"/>
         </w:rPr>
         <w:t>[REFRÃO]</w:t>
       </w:r>
     </w:p>
     <w:p>
       <w:pPr>
-        <w:pStyle w:val="PargrafodaLista"/>
-        <w:numPr>
-          <w:ilvl w:val="0"/>
-          <w:numId w:val="1"/>
-        </w:numPr>
         <w:autoSpaceDE w:val="0"/>
         <w:autoSpaceDN w:val="0"/>
         <w:adjustRightInd w:val="0"/>
-        <w:spacing w:before="80" w:line="240" w:lineRule="auto"/>
-        <w:ind w:left="922"/>
-        <w:contextualSpacing w:val="0"/>
-        <w:rPr>
-          <w:rFonts w:ascii="Times New Roman" w:hAnsi="Times New Roman" w:cs="Times New Roman"/>
-          <w:sz w:val="24"/>
-          <w:szCs w:val="24"/>
-        </w:rPr>
-      </w:pPr>
-      <w:r>
-        <w:rPr>
-          <w:rFonts w:ascii="Times New Roman" w:hAnsi="Times New Roman" w:cs="Times New Roman"/>
-          <w:sz w:val="24"/>
-          <w:szCs w:val="24"/>
+        <w:spacing w:before="80"/>
+        <w:rPr>
+          <w:rFonts w:ascii="Times New Roman" w:hAnsi="Times New Roman"/>
+        </w:rPr>
+      </w:pPr>
+      <w:r>
+        <w:rPr>
+          <w:rFonts w:ascii="Times New Roman" w:hAnsi="Times New Roman"/>
         </w:rPr>
         <w:t>Quero ser um vaso de bênção</w:t>
       </w:r>
       <w:r>
         <w:rPr>
-          <w:rFonts w:ascii="Times New Roman" w:hAnsi="Times New Roman" w:cs="Times New Roman"/>
-          <w:sz w:val="24"/>
-          <w:szCs w:val="24"/>
+          <w:rFonts w:ascii="Times New Roman" w:hAnsi="Times New Roman"/>
         </w:rPr>
         <w:br/>
         <w:t>Sim, um vaso de bênção sem-par</w:t>
       </w:r>
       <w:r>
         <w:rPr>
-          <w:rFonts w:ascii="Times New Roman" w:hAnsi="Times New Roman" w:cs="Times New Roman"/>
-          <w:sz w:val="24"/>
-          <w:szCs w:val="24"/>
+          <w:rFonts w:ascii="Times New Roman" w:hAnsi="Times New Roman"/>
         </w:rPr>
         <w:br/>
         <w:t>Avisando que crentes em Cristo</w:t>
       </w:r>
       <w:r>
         <w:rPr>
-          <w:rFonts w:ascii="Times New Roman" w:hAnsi="Times New Roman" w:cs="Times New Roman"/>
-          <w:sz w:val="24"/>
-          <w:szCs w:val="24"/>
+          <w:rFonts w:ascii="Times New Roman" w:hAnsi="Times New Roman"/>
         </w:rPr>
         <w:br/>
         <w:t>Jubilosos no céu hão de entrar</w:t>
@@ -357,101 +231,66 @@
     </w:p>
     <w:p>
       <w:pPr>
-        <w:pStyle w:val="PargrafodaLista"/>
-        <w:numPr>
-          <w:ilvl w:val="0"/>
-          <w:numId w:val="1"/>
-        </w:numPr>
         <w:autoSpaceDE w:val="0"/>
         <w:autoSpaceDN w:val="0"/>
         <w:adjustRightInd w:val="0"/>
-        <w:spacing w:before="80" w:line="240" w:lineRule="auto"/>
-        <w:ind w:left="922"/>
-        <w:contextualSpacing w:val="0"/>
-        <w:rPr>
-          <w:rFonts w:ascii="Times New Roman" w:hAnsi="Times New Roman" w:cs="Times New Roman"/>
+        <w:spacing w:before="80"/>
+        <w:rPr>
+          <w:rFonts w:ascii="Times New Roman" w:hAnsi="Times New Roman"/>
           <w:b/>
           <w:bCs/>
           <w:i/>
           <w:iCs/>
-          <w:sz w:val="24"/>
-          <w:szCs w:val="24"/>
-        </w:rPr>
-      </w:pPr>
-      <w:r>
-        <w:rPr>
-          <w:rFonts w:ascii="Times New Roman" w:hAnsi="Times New Roman" w:cs="Times New Roman"/>
+        </w:rPr>
+      </w:pPr>
+      <w:r>
+        <w:rPr>
+          <w:rFonts w:ascii="Times New Roman" w:hAnsi="Times New Roman"/>
           <w:b/>
           <w:bCs/>
           <w:i/>
           <w:iCs/>
-          <w:sz w:val="24"/>
-          <w:szCs w:val="24"/>
         </w:rPr>
         <w:t>[REFRÃO]</w:t>
       </w:r>
     </w:p>
     <w:p>
       <w:pPr>
-        <w:pStyle w:val="PargrafodaLista"/>
-        <w:numPr>
-          <w:ilvl w:val="0"/>
-          <w:numId w:val="1"/>
-        </w:numPr>
         <w:autoSpaceDE w:val="0"/>
         <w:autoSpaceDN w:val="0"/>
         <w:adjustRightInd w:val="0"/>
-        <w:spacing w:before="80" w:line="240" w:lineRule="auto"/>
-        <w:ind w:left="922"/>
-        <w:contextualSpacing w:val="0"/>
-        <w:rPr>
-          <w:rFonts w:ascii="Times New Roman" w:hAnsi="Times New Roman" w:cs="Times New Roman"/>
-          <w:sz w:val="24"/>
-          <w:szCs w:val="24"/>
-        </w:rPr>
-      </w:pPr>
-      <w:r>
-        <w:rPr>
-          <w:rFonts w:ascii="Times New Roman" w:hAnsi="Times New Roman" w:cs="Times New Roman"/>
-          <w:sz w:val="24"/>
-          <w:szCs w:val="24"/>
+        <w:spacing w:before="80"/>
+        <w:rPr>
+          <w:rFonts w:ascii="Times New Roman" w:hAnsi="Times New Roman"/>
+        </w:rPr>
+      </w:pPr>
+      <w:r>
+        <w:rPr>
+          <w:rFonts w:ascii="Times New Roman" w:hAnsi="Times New Roman"/>
         </w:rPr>
         <w:t>Para ser um vaso de bênção</w:t>
       </w:r>
       <w:r>
         <w:rPr>
-          <w:rFonts w:ascii="Times New Roman" w:hAnsi="Times New Roman" w:cs="Times New Roman"/>
-          <w:sz w:val="24"/>
-          <w:szCs w:val="24"/>
+          <w:rFonts w:ascii="Times New Roman" w:hAnsi="Times New Roman"/>
         </w:rPr>
         <w:br/>
         <w:t>É mister uma vida real</w:t>
       </w:r>
       <w:r>
         <w:rPr>
-          <w:rFonts w:ascii="Times New Roman" w:hAnsi="Times New Roman" w:cs="Times New Roman"/>
-          <w:sz w:val="24"/>
-          <w:szCs w:val="24"/>
+          <w:rFonts w:ascii="Times New Roman" w:hAnsi="Times New Roman"/>
         </w:rPr>
         <w:br/>
         <w:t>Uma vida de fé e pureza</w:t>
       </w:r>
       <w:r>
         <w:rPr>
-          <w:rFonts w:ascii="Times New Roman" w:hAnsi="Times New Roman" w:cs="Times New Roman"/>
-          <w:sz w:val="24"/>
-          <w:szCs w:val="24"/>
+          <w:rFonts w:ascii="Times New Roman" w:hAnsi="Times New Roman"/>
         </w:rPr>
         <w:br/>
         <w:t>Revestida do amor divinal</w:t>
       </w:r>
-    </w:p>
-    <w:p>
-      <w:pPr>
-        <w:rPr>
-          <w:rFonts w:ascii="Times New Roman" w:hAnsi="Times New Roman"/>
-        </w:rPr>
-      </w:pPr>
     </w:p>
     <w:sectPr>
       <w:pgSz w:w="11906" w:h="16838"/>
